--- a/spa/docx/51.content.docx
+++ b/spa/docx/51.content.docx
@@ -19,7 +19,7 @@
         <w:rPr>
           <w:lang w:val="es_ES" w:bidi="es_ES"/>
         </w:rPr>
-        <w:t>Resource: Notas de Estudio - Introducciones a los Libros (Tyndale)</w:t>
+        <w:t>Resource: Tyndale Open Study Notes</w:t>
       </w:r>
       <w:r>
         <w:rPr>
@@ -112,7 +112,7 @@
         <w:rPr>
           <w:lang w:val="es_ES" w:bidi="es_ES"/>
         </w:rPr>
-        <w:t>Notas de Estudio - Introducciones a los Libros (Tyndale)</w:t>
+        <w:t>Tyndale Open Study Notes</w:t>
       </w:r>
     </w:p>
     <w:p>

--- a/spa/docx/51.content.docx
+++ b/spa/docx/51.content.docx
@@ -19,7 +19,7 @@
         <w:rPr>
           <w:lang w:val="es_ES" w:bidi="es_ES"/>
         </w:rPr>
-        <w:t>Resource: Tyndale Open Study Notes</w:t>
+        <w:t>Resource: Aquifer Open Study Notes (Book Intros)</w:t>
       </w:r>
       <w:r>
         <w:rPr>
@@ -112,7 +112,7 @@
         <w:rPr>
           <w:lang w:val="es_ES" w:bidi="es_ES"/>
         </w:rPr>
-        <w:t>Tyndale Open Study Notes</w:t>
+        <w:t>Aquifer Open Study Notes (Book Intros)</w:t>
       </w:r>
     </w:p>
     <w:p>

--- a/spa/docx/51.content.docx
+++ b/spa/docx/51.content.docx
@@ -272,54 +272,36 @@
         </w:rPr>
         <w:t>Pablo menciona a Epafras como quien primero llevó las Buenas Nuevas a los colosenses (</w:t>
       </w:r>
-      <w:hyperlink r:id="rId13">
-        <w:r>
-          <w:rPr>
-            <w:lang w:val="es_ES" w:bidi="es_ES"/>
-          </w:rPr>
-          <w:rPr>
-            <w:color w:val="0000EE"/>
-            <w:u w:val="single"/>
-          </w:rPr>
-          <w:t>1:7</w:t>
-        </w:r>
-      </w:hyperlink>
+      <w:r>
+        <w:rPr>
+          <w:lang w:val="es_ES" w:bidi="es_ES"/>
+        </w:rPr>
+        <w:t>1:7</w:t>
+      </w:r>
       <w:r>
         <w:rPr>
           <w:lang w:val="es_ES" w:bidi="es_ES"/>
         </w:rPr>
         <w:t>). Es probable que Epafras se haya convertido durante el ministerio de tres años de Pablo en Éfeso. Éfeso era el centro comercial y gubernamental de toda la provincia, que incluía a Colosas. Lucas nos dice que durante el tiempo de Pablo en Éfeso, “la gente de toda la provincia de Asia... escuchó la palabra del Señor” (</w:t>
       </w:r>
-      <w:hyperlink r:id="rId14">
-        <w:r>
-          <w:rPr>
-            <w:lang w:val="es_ES" w:bidi="es_ES"/>
-          </w:rPr>
-          <w:rPr>
-            <w:color w:val="0000EE"/>
-            <w:u w:val="single"/>
-          </w:rPr>
-          <w:t>Hechos 19:10</w:t>
-        </w:r>
-      </w:hyperlink>
+      <w:r>
+        <w:rPr>
+          <w:lang w:val="es_ES" w:bidi="es_ES"/>
+        </w:rPr>
+        <w:t>Hechos 19:10</w:t>
+      </w:r>
       <w:r>
         <w:rPr>
           <w:lang w:val="es_ES" w:bidi="es_ES"/>
         </w:rPr>
         <w:t>). Aunque Pablo no había visitado Colosas (</w:t>
       </w:r>
-      <w:hyperlink r:id="rId15">
-        <w:r>
-          <w:rPr>
-            <w:lang w:val="es_ES" w:bidi="es_ES"/>
-          </w:rPr>
-          <w:rPr>
-            <w:color w:val="0000EE"/>
-            <w:u w:val="single"/>
-          </w:rPr>
-          <w:t>Col 2:1</w:t>
-        </w:r>
-      </w:hyperlink>
+      <w:r>
+        <w:rPr>
+          <w:lang w:val="es_ES" w:bidi="es_ES"/>
+        </w:rPr>
+        <w:t>Col 2:1</w:t>
+      </w:r>
       <w:r>
         <w:rPr>
           <w:lang w:val="es_ES" w:bidi="es_ES"/>
@@ -340,66 +322,42 @@
         </w:rPr>
         <w:t>Cuando se escribió Colosenses, Epafras estaba visitando a Pablo en prisión (</w:t>
       </w:r>
-      <w:hyperlink r:id="rId16">
-        <w:r>
-          <w:rPr>
-            <w:lang w:val="es_ES" w:bidi="es_ES"/>
-          </w:rPr>
-          <w:rPr>
-            <w:color w:val="0000EE"/>
-            <w:u w:val="single"/>
-          </w:rPr>
-          <w:t>4:12</w:t>
-        </w:r>
-      </w:hyperlink>
+      <w:r>
+        <w:rPr>
+          <w:lang w:val="es_ES" w:bidi="es_ES"/>
+        </w:rPr>
+        <w:t>4:12</w:t>
+      </w:r>
       <w:r>
         <w:rPr>
           <w:lang w:val="es_ES" w:bidi="es_ES"/>
         </w:rPr>
         <w:t>). Le había contado a Pablo sobre algunas de las dificultades que la joven iglesia estaba enfrentando. Estaba especialmente preocupado por algunos falsos maestros en Colosas que estaban enfatizando la importancia de los “gobernantes y autoridades espirituales” (</w:t>
       </w:r>
-      <w:hyperlink r:id="rId17">
-        <w:r>
-          <w:rPr>
-            <w:lang w:val="es_ES" w:bidi="es_ES"/>
-          </w:rPr>
-          <w:rPr>
-            <w:color w:val="0000EE"/>
-            <w:u w:val="single"/>
-          </w:rPr>
-          <w:t>2:15</w:t>
-        </w:r>
-      </w:hyperlink>
+      <w:r>
+        <w:rPr>
+          <w:lang w:val="es_ES" w:bidi="es_ES"/>
+        </w:rPr>
+        <w:t>2:15</w:t>
+      </w:r>
       <w:r>
         <w:rPr>
           <w:lang w:val="es_ES" w:bidi="es_ES"/>
         </w:rPr>
         <w:t>) y los “poderes espirituales de este mundo” (</w:t>
       </w:r>
-      <w:hyperlink r:id="rId18">
-        <w:r>
-          <w:rPr>
-            <w:lang w:val="es_ES" w:bidi="es_ES"/>
-          </w:rPr>
-          <w:rPr>
-            <w:color w:val="0000EE"/>
-            <w:u w:val="single"/>
-          </w:rPr>
-          <w:t>2:8,</w:t>
-        </w:r>
-      </w:hyperlink>
-      <w:hyperlink r:id="rId19">
-        <w:r>
-          <w:rPr>
-            <w:lang w:val="es_ES" w:bidi="es_ES"/>
-          </w:rPr>
-          <w:rPr>
-            <w:color w:val="0000EE"/>
-            <w:u w:val="single"/>
-          </w:rPr>
-          <w:t>20</w:t>
-        </w:r>
-      </w:hyperlink>
+      <w:r>
+        <w:rPr>
+          <w:lang w:val="es_ES" w:bidi="es_ES"/>
+        </w:rPr>
+        <w:t>2:8,</w:t>
+      </w:r>
+      <w:r>
+        <w:rPr>
+          <w:lang w:val="es_ES" w:bidi="es_ES"/>
+        </w:rPr>
+        <w:t>20</w:t>
+      </w:r>
       <w:r>
         <w:rPr>
           <w:lang w:val="es_ES" w:bidi="es_ES"/>
@@ -431,36 +389,24 @@
         </w:rPr>
         <w:t>Colosenses se divide en dos partes: los</w:t>
       </w:r>
-      <w:hyperlink r:id="rId20">
-        <w:r>
-          <w:rPr>
-            <w:lang w:val="es_ES" w:bidi="es_ES"/>
-          </w:rPr>
-          <w:rPr>
-            <w:color w:val="0000EE"/>
-            <w:u w:val="single"/>
-          </w:rPr>
-          <w:t xml:space="preserve"> capítulos 1–2</w:t>
-        </w:r>
-      </w:hyperlink>
+      <w:r>
+        <w:rPr>
+          <w:lang w:val="es_ES" w:bidi="es_ES"/>
+        </w:rPr>
+        <w:t xml:space="preserve"> capítulos 1–2</w:t>
+      </w:r>
       <w:r>
         <w:rPr>
           <w:lang w:val="es_ES" w:bidi="es_ES"/>
         </w:rPr>
         <w:t xml:space="preserve"> se centran en la teología y los</w:t>
       </w:r>
-      <w:hyperlink r:id="rId21">
-        <w:r>
-          <w:rPr>
-            <w:lang w:val="es_ES" w:bidi="es_ES"/>
-          </w:rPr>
-          <w:rPr>
-            <w:color w:val="0000EE"/>
-            <w:u w:val="single"/>
-          </w:rPr>
-          <w:t xml:space="preserve"> capítulos 3–4</w:t>
-        </w:r>
-      </w:hyperlink>
+      <w:r>
+        <w:rPr>
+          <w:lang w:val="es_ES" w:bidi="es_ES"/>
+        </w:rPr>
+        <w:t xml:space="preserve"> capítulos 3–4</w:t>
+      </w:r>
       <w:r>
         <w:rPr>
           <w:lang w:val="es_ES" w:bidi="es_ES"/>
@@ -481,126 +427,84 @@
         </w:rPr>
         <w:t>Los saludos de Pablo (</w:t>
       </w:r>
-      <w:hyperlink r:id="rId22">
-        <w:r>
-          <w:rPr>
-            <w:lang w:val="es_ES" w:bidi="es_ES"/>
-          </w:rPr>
-          <w:rPr>
-            <w:color w:val="0000EE"/>
-            <w:u w:val="single"/>
-          </w:rPr>
-          <w:t>1:1–2</w:t>
-        </w:r>
-      </w:hyperlink>
+      <w:r>
+        <w:rPr>
+          <w:lang w:val="es_ES" w:bidi="es_ES"/>
+        </w:rPr>
+        <w:t>1:1–2</w:t>
+      </w:r>
       <w:r>
         <w:rPr>
           <w:lang w:val="es_ES" w:bidi="es_ES"/>
         </w:rPr>
         <w:t>) son seguidos por una sección de acción de gracias (</w:t>
       </w:r>
-      <w:hyperlink r:id="rId23">
-        <w:r>
-          <w:rPr>
-            <w:lang w:val="es_ES" w:bidi="es_ES"/>
-          </w:rPr>
-          <w:rPr>
-            <w:color w:val="0000EE"/>
-            <w:u w:val="single"/>
-          </w:rPr>
-          <w:t>1:3–14</w:t>
-        </w:r>
-      </w:hyperlink>
+      <w:r>
+        <w:rPr>
+          <w:lang w:val="es_ES" w:bidi="es_ES"/>
+        </w:rPr>
+        <w:t>1:3–14</w:t>
+      </w:r>
       <w:r>
         <w:rPr>
           <w:lang w:val="es_ES" w:bidi="es_ES"/>
         </w:rPr>
         <w:t>), una forma típica de comenzar una carta del Nuevo Testamento. Después, para enfatizar su punto teológico clave, Pablo cita y adapta un himno sobre la supremacía de Cristo (</w:t>
       </w:r>
-      <w:hyperlink r:id="rId24">
-        <w:r>
-          <w:rPr>
-            <w:lang w:val="es_ES" w:bidi="es_ES"/>
-          </w:rPr>
-          <w:rPr>
-            <w:color w:val="0000EE"/>
-            <w:u w:val="single"/>
-          </w:rPr>
-          <w:t>1:15–20</w:t>
-        </w:r>
-      </w:hyperlink>
+      <w:r>
+        <w:rPr>
+          <w:lang w:val="es_ES" w:bidi="es_ES"/>
+        </w:rPr>
+        <w:t>1:15–20</w:t>
+      </w:r>
       <w:r>
         <w:rPr>
           <w:lang w:val="es_ES" w:bidi="es_ES"/>
         </w:rPr>
         <w:t>), y posteriormente hace una aplicación práctica (</w:t>
       </w:r>
-      <w:hyperlink r:id="rId25">
-        <w:r>
-          <w:rPr>
-            <w:lang w:val="es_ES" w:bidi="es_ES"/>
-          </w:rPr>
-          <w:rPr>
-            <w:color w:val="0000EE"/>
-            <w:u w:val="single"/>
-          </w:rPr>
-          <w:t>1:21–23</w:t>
-        </w:r>
-      </w:hyperlink>
+      <w:r>
+        <w:rPr>
+          <w:lang w:val="es_ES" w:bidi="es_ES"/>
+        </w:rPr>
+        <w:t>1:21–23</w:t>
+      </w:r>
       <w:r>
         <w:rPr>
           <w:lang w:val="es_ES" w:bidi="es_ES"/>
         </w:rPr>
         <w:t>) antes de discutir su propio ministerio como apóstol a los gentiles (</w:t>
       </w:r>
-      <w:hyperlink r:id="rId26">
-        <w:r>
-          <w:rPr>
-            <w:lang w:val="es_ES" w:bidi="es_ES"/>
-          </w:rPr>
-          <w:rPr>
-            <w:color w:val="0000EE"/>
-            <w:u w:val="single"/>
-          </w:rPr>
-          <w:t>1:24–2:5</w:t>
-        </w:r>
-      </w:hyperlink>
+      <w:r>
+        <w:rPr>
+          <w:lang w:val="es_ES" w:bidi="es_ES"/>
+        </w:rPr>
+        <w:t>1:24–2:5</w:t>
+      </w:r>
       <w:r>
         <w:rPr>
           <w:lang w:val="es_ES" w:bidi="es_ES"/>
         </w:rPr>
         <w:t>). Después, regresa a su punto principal, instando a los colosenses a mantener su lealtad a Cristo Jesús, quien provee para su vida espiritual (</w:t>
       </w:r>
-      <w:hyperlink r:id="rId27">
-        <w:r>
-          <w:rPr>
-            <w:lang w:val="es_ES" w:bidi="es_ES"/>
-          </w:rPr>
-          <w:rPr>
-            <w:color w:val="0000EE"/>
-            <w:u w:val="single"/>
-          </w:rPr>
-          <w:t>2:6–15</w:t>
-        </w:r>
-      </w:hyperlink>
+      <w:r>
+        <w:rPr>
+          <w:lang w:val="es_ES" w:bidi="es_ES"/>
+        </w:rPr>
+        <w:t>2:6–15</w:t>
+      </w:r>
       <w:r>
         <w:rPr>
           <w:lang w:val="es_ES" w:bidi="es_ES"/>
         </w:rPr>
         <w:t>). La parte teológica de la carta concluye con una advertencia de no preocuparse por las reglas como un medio para alcanzar el cumplimiento espiritual (</w:t>
       </w:r>
-      <w:hyperlink r:id="rId28">
-        <w:r>
-          <w:rPr>
-            <w:lang w:val="es_ES" w:bidi="es_ES"/>
-          </w:rPr>
-          <w:rPr>
-            <w:color w:val="0000EE"/>
-            <w:u w:val="single"/>
-          </w:rPr>
-          <w:t>2:16–23</w:t>
-        </w:r>
-      </w:hyperlink>
+      <w:r>
+        <w:rPr>
+          <w:lang w:val="es_ES" w:bidi="es_ES"/>
+        </w:rPr>
+        <w:t>2:16–23</w:t>
+      </w:r>
       <w:r>
         <w:rPr>
           <w:lang w:val="es_ES" w:bidi="es_ES"/>
@@ -621,108 +525,72 @@
         </w:rPr>
         <w:t>La parte más práctica de la carta (</w:t>
       </w:r>
-      <w:hyperlink r:id="rId21">
-        <w:r>
-          <w:rPr>
-            <w:lang w:val="es_ES" w:bidi="es_ES"/>
-          </w:rPr>
-          <w:rPr>
-            <w:color w:val="0000EE"/>
-            <w:u w:val="single"/>
-          </w:rPr>
-          <w:t>caps. 3–4</w:t>
-        </w:r>
-      </w:hyperlink>
+      <w:r>
+        <w:rPr>
+          <w:lang w:val="es_ES" w:bidi="es_ES"/>
+        </w:rPr>
+        <w:t>caps. 3–4</w:t>
+      </w:r>
       <w:r>
         <w:rPr>
           <w:lang w:val="es_ES" w:bidi="es_ES"/>
         </w:rPr>
         <w:t>) comienza con un llamado general a alejarse del pecado y a abrazar la nueva vida en Cristo (</w:t>
       </w:r>
-      <w:hyperlink r:id="rId29">
-        <w:r>
-          <w:rPr>
-            <w:lang w:val="es_ES" w:bidi="es_ES"/>
-          </w:rPr>
-          <w:rPr>
-            <w:color w:val="0000EE"/>
-            <w:u w:val="single"/>
-          </w:rPr>
-          <w:t>3:1–11</w:t>
-        </w:r>
-      </w:hyperlink>
+      <w:r>
+        <w:rPr>
+          <w:lang w:val="es_ES" w:bidi="es_ES"/>
+        </w:rPr>
+        <w:t>3:1–11</w:t>
+      </w:r>
       <w:r>
         <w:rPr>
           <w:lang w:val="es_ES" w:bidi="es_ES"/>
         </w:rPr>
         <w:t>). Pablo continúa con instrucciones para la comunidad cristiana (</w:t>
       </w:r>
-      <w:hyperlink r:id="rId30">
-        <w:r>
-          <w:rPr>
-            <w:lang w:val="es_ES" w:bidi="es_ES"/>
-          </w:rPr>
-          <w:rPr>
-            <w:color w:val="0000EE"/>
-            <w:u w:val="single"/>
-          </w:rPr>
-          <w:t>3:12–17</w:t>
-        </w:r>
-      </w:hyperlink>
+      <w:r>
+        <w:rPr>
+          <w:lang w:val="es_ES" w:bidi="es_ES"/>
+        </w:rPr>
+        <w:t>3:12–17</w:t>
+      </w:r>
       <w:r>
         <w:rPr>
           <w:lang w:val="es_ES" w:bidi="es_ES"/>
         </w:rPr>
         <w:t>) y la vida familiar (</w:t>
       </w:r>
-      <w:hyperlink r:id="rId31">
-        <w:r>
-          <w:rPr>
-            <w:lang w:val="es_ES" w:bidi="es_ES"/>
-          </w:rPr>
-          <w:rPr>
-            <w:color w:val="0000EE"/>
-            <w:u w:val="single"/>
-          </w:rPr>
-          <w:t>3:18–4:1</w:t>
-        </w:r>
-      </w:hyperlink>
+      <w:r>
+        <w:rPr>
+          <w:lang w:val="es_ES" w:bidi="es_ES"/>
+        </w:rPr>
+        <w:t>3:18–4:1</w:t>
+      </w:r>
       <w:r>
         <w:rPr>
           <w:lang w:val="es_ES" w:bidi="es_ES"/>
         </w:rPr>
         <w:t>). La carta concluye con una exhortación a la oración (</w:t>
       </w:r>
-      <w:hyperlink r:id="rId32">
-        <w:r>
-          <w:rPr>
-            <w:lang w:val="es_ES" w:bidi="es_ES"/>
-          </w:rPr>
-          <w:rPr>
-            <w:color w:val="0000EE"/>
-            <w:u w:val="single"/>
-          </w:rPr>
-          <w:t>4:2–6</w:t>
-        </w:r>
-      </w:hyperlink>
+      <w:r>
+        <w:rPr>
+          <w:lang w:val="es_ES" w:bidi="es_ES"/>
+        </w:rPr>
+        <w:t>4:2–6</w:t>
+      </w:r>
       <w:r>
         <w:rPr>
           <w:lang w:val="es_ES" w:bidi="es_ES"/>
         </w:rPr>
         <w:t>) y comentarios sobre compañeros de trabajo y otros cristianos (</w:t>
       </w:r>
-      <w:hyperlink r:id="rId33">
-        <w:r>
-          <w:rPr>
-            <w:lang w:val="es_ES" w:bidi="es_ES"/>
-          </w:rPr>
-          <w:rPr>
-            <w:color w:val="0000EE"/>
-            <w:u w:val="single"/>
-          </w:rPr>
-          <w:t>4:7–18</w:t>
-        </w:r>
-      </w:hyperlink>
+      <w:r>
+        <w:rPr>
+          <w:lang w:val="es_ES" w:bidi="es_ES"/>
+        </w:rPr>
+        <w:t>4:7–18</w:t>
+      </w:r>
       <w:r>
         <w:rPr>
           <w:lang w:val="es_ES" w:bidi="es_ES"/>
@@ -754,18 +622,12 @@
         </w:rPr>
         <w:t xml:space="preserve">Colosenses, Efesios, Filemón y Filipenses se conocen como las Cartas de la Prisión; las cuatro fueron escritas mientras Pablo estaba encarcelado por predicar sobre Jesucristo (ver </w:t>
       </w:r>
-      <w:hyperlink r:id="rId34">
-        <w:r>
-          <w:rPr>
-            <w:lang w:val="es_ES" w:bidi="es_ES"/>
-          </w:rPr>
-          <w:rPr>
-            <w:color w:val="0000EE"/>
-            <w:u w:val="single"/>
-          </w:rPr>
-          <w:t>4:18</w:t>
-        </w:r>
-      </w:hyperlink>
+      <w:r>
+        <w:rPr>
+          <w:lang w:val="es_ES" w:bidi="es_ES"/>
+        </w:rPr>
+        <w:t>4:18</w:t>
+      </w:r>
       <w:r>
         <w:rPr>
           <w:lang w:val="es_ES" w:bidi="es_ES"/>
@@ -798,54 +660,36 @@
         </w:rPr>
         <w:t>Pablo mencionó a algunos de los mismos compañeros de trabajo en cada una de las Cartas desde la Prisión. En su carta a Filemón, explicó por qué estaba enviando de regreso a Onésimo, el esclavo fugitivo de Filemón. Onésimo también viajó con la carta a los Colosenses (</w:t>
       </w:r>
-      <w:hyperlink r:id="rId35">
-        <w:r>
-          <w:rPr>
-            <w:lang w:val="es_ES" w:bidi="es_ES"/>
-          </w:rPr>
-          <w:rPr>
-            <w:color w:val="0000EE"/>
-            <w:u w:val="single"/>
-          </w:rPr>
-          <w:t>4:9</w:t>
-        </w:r>
-      </w:hyperlink>
+      <w:r>
+        <w:rPr>
+          <w:lang w:val="es_ES" w:bidi="es_ES"/>
+        </w:rPr>
+        <w:t>4:9</w:t>
+      </w:r>
       <w:r>
         <w:rPr>
           <w:lang w:val="es_ES" w:bidi="es_ES"/>
         </w:rPr>
         <w:t>). Tanto en Colosenses (</w:t>
       </w:r>
-      <w:hyperlink r:id="rId36">
-        <w:r>
-          <w:rPr>
-            <w:lang w:val="es_ES" w:bidi="es_ES"/>
-          </w:rPr>
-          <w:rPr>
-            <w:color w:val="0000EE"/>
-            <w:u w:val="single"/>
-          </w:rPr>
-          <w:t>4:7</w:t>
-        </w:r>
-      </w:hyperlink>
+      <w:r>
+        <w:rPr>
+          <w:lang w:val="es_ES" w:bidi="es_ES"/>
+        </w:rPr>
+        <w:t>4:7</w:t>
+      </w:r>
       <w:r>
         <w:rPr>
           <w:lang w:val="es_ES" w:bidi="es_ES"/>
         </w:rPr>
         <w:t>) como en Efesios (</w:t>
       </w:r>
-      <w:hyperlink r:id="rId37">
-        <w:r>
-          <w:rPr>
-            <w:lang w:val="es_ES" w:bidi="es_ES"/>
-          </w:rPr>
-          <w:rPr>
-            <w:color w:val="0000EE"/>
-            <w:u w:val="single"/>
-          </w:rPr>
-          <w:t>Ef 6:21</w:t>
-        </w:r>
-      </w:hyperlink>
+      <w:r>
+        <w:rPr>
+          <w:lang w:val="es_ES" w:bidi="es_ES"/>
+        </w:rPr>
+        <w:t>Ef 6:21</w:t>
+      </w:r>
       <w:r>
         <w:rPr>
           <w:lang w:val="es_ES" w:bidi="es_ES"/>
@@ -877,18 +721,12 @@
         </w:rPr>
         <w:t>Pablo escribió a los colosenses porque falsos maestros estaban perturbando la iglesia. Colosas era un importante centro comercial en una de las principales vías romanas de la región, por lo que la ciudad estaba expuesta a ideas de muchas religiones y filosofías. Como muchas falsas enseñanzas, la “herejía colosense” probablemente era una mezcla de varias actitudes e ideas que circulaban en ese momento. No podemos identificar a estos falsos maestros ni los detalles de su enseñanza particular, pero podemos observar algunas características: (1) Los falsos maestros aparentemente insistían en la observancia del sábado y las festividades de luna nueva (</w:t>
       </w:r>
-      <w:hyperlink r:id="rId38">
-        <w:r>
-          <w:rPr>
-            <w:lang w:val="es_ES" w:bidi="es_ES"/>
-          </w:rPr>
-          <w:rPr>
-            <w:color w:val="0000EE"/>
-            <w:u w:val="single"/>
-          </w:rPr>
-          <w:t>2:16</w:t>
-        </w:r>
-      </w:hyperlink>
+      <w:r>
+        <w:rPr>
+          <w:lang w:val="es_ES" w:bidi="es_ES"/>
+        </w:rPr>
+        <w:t>2:16</w:t>
+      </w:r>
       <w:r>
         <w:rPr>
           <w:lang w:val="es_ES" w:bidi="es_ES"/>
@@ -920,36 +758,24 @@
         </w:rPr>
         <w:t>En su carta a los colosenses, Pablo orienta a una joven iglesia cristiana de regreso al mensaje de los apóstoles sobre las Buenas Nuevas acerca de Cristo. Para contrarrestar la influencia de las falsas enseñanzas, Pablo enfatizó que Cristo es supremo sobre todos los seres en la creación, tanto espirituales como físicos. Jesús es aquel en quien reside toda la plenitud de Dios. Jesús es también la única fuente verdadera de crecimiento espiritual, el centro desde el cual toda experiencia espiritual genuina debe irradiar (</w:t>
       </w:r>
-      <w:hyperlink r:id="rId39">
-        <w:r>
-          <w:rPr>
-            <w:lang w:val="es_ES" w:bidi="es_ES"/>
-          </w:rPr>
-          <w:rPr>
-            <w:color w:val="0000EE"/>
-            <w:u w:val="single"/>
-          </w:rPr>
-          <w:t>2:19</w:t>
-        </w:r>
-      </w:hyperlink>
+      <w:r>
+        <w:rPr>
+          <w:lang w:val="es_ES" w:bidi="es_ES"/>
+        </w:rPr>
+        <w:t>2:19</w:t>
+      </w:r>
       <w:r>
         <w:rPr>
           <w:lang w:val="es_ES" w:bidi="es_ES"/>
         </w:rPr>
         <w:t>). Los falsos maestros estaban basando su énfasis en reglas que no provenían de Cristo, lo que significaba que esas reglas no podían aportar beneficio espiritual (</w:t>
       </w:r>
-      <w:hyperlink r:id="rId40">
-        <w:r>
-          <w:rPr>
-            <w:lang w:val="es_ES" w:bidi="es_ES"/>
-          </w:rPr>
-          <w:rPr>
-            <w:color w:val="0000EE"/>
-            <w:u w:val="single"/>
-          </w:rPr>
-          <w:t>2:23</w:t>
-        </w:r>
-      </w:hyperlink>
+      <w:r>
+        <w:rPr>
+          <w:lang w:val="es_ES" w:bidi="es_ES"/>
+        </w:rPr>
+        <w:t>2:23</w:t>
+      </w:r>
       <w:r>
         <w:rPr>
           <w:lang w:val="es_ES" w:bidi="es_ES"/>
@@ -984,72 +810,48 @@
         </w:rPr>
         <w:t>Pablo instó a los colosenses a no dar demasiada importancia a las prácticas rituales (</w:t>
       </w:r>
-      <w:hyperlink r:id="rId28">
-        <w:r>
-          <w:rPr>
-            <w:lang w:val="es_ES" w:bidi="es_ES"/>
-          </w:rPr>
-          <w:rPr>
-            <w:color w:val="0000EE"/>
-            <w:u w:val="single"/>
-          </w:rPr>
-          <w:t>2:16–23</w:t>
-        </w:r>
-      </w:hyperlink>
+      <w:r>
+        <w:rPr>
+          <w:lang w:val="es_ES" w:bidi="es_ES"/>
+        </w:rPr>
+        <w:t>2:16–23</w:t>
+      </w:r>
       <w:r>
         <w:rPr>
           <w:lang w:val="es_ES" w:bidi="es_ES"/>
         </w:rPr>
         <w:t>). En cambio, todos los cristianos deben identificarse con Cristo en su muerte y resurrección (</w:t>
       </w:r>
-      <w:hyperlink r:id="rId41">
-        <w:r>
-          <w:rPr>
-            <w:lang w:val="es_ES" w:bidi="es_ES"/>
-          </w:rPr>
-          <w:rPr>
-            <w:color w:val="0000EE"/>
-            <w:u w:val="single"/>
-          </w:rPr>
-          <w:t>2:11</w:t>
-        </w:r>
-      </w:hyperlink>
+      <w:r>
+        <w:rPr>
+          <w:lang w:val="es_ES" w:bidi="es_ES"/>
+        </w:rPr>
+        <w:t>2:11</w:t>
+      </w:r>
       <w:r>
         <w:rPr>
           <w:lang w:val="es_ES" w:bidi="es_ES"/>
         </w:rPr>
         <w:t xml:space="preserve">, </w:t>
       </w:r>
-      <w:hyperlink r:id="rId42">
-        <w:r>
-          <w:rPr>
-            <w:lang w:val="es_ES" w:bidi="es_ES"/>
-          </w:rPr>
-          <w:rPr>
-            <w:color w:val="0000EE"/>
-            <w:u w:val="single"/>
-          </w:rPr>
-          <w:t>19–20,</w:t>
-        </w:r>
-      </w:hyperlink>
+      <w:r>
+        <w:rPr>
+          <w:lang w:val="es_ES" w:bidi="es_ES"/>
+        </w:rPr>
+        <w:t>19–20,</w:t>
+      </w:r>
       <w:r>
         <w:rPr>
           <w:lang w:val="es_ES" w:bidi="es_ES"/>
         </w:rPr>
         <w:t xml:space="preserve"> </w:t>
       </w:r>
-      <w:hyperlink r:id="rId43">
-        <w:r>
-          <w:rPr>
-            <w:lang w:val="es_ES" w:bidi="es_ES"/>
-          </w:rPr>
-          <w:rPr>
-            <w:color w:val="0000EE"/>
-            <w:u w:val="single"/>
-          </w:rPr>
-          <w:t>3:1–4</w:t>
-        </w:r>
-      </w:hyperlink>
+      <w:r>
+        <w:rPr>
+          <w:lang w:val="es_ES" w:bidi="es_ES"/>
+        </w:rPr>
+        <w:t>3:1–4</w:t>
+      </w:r>
       <w:r>
         <w:rPr>
           <w:lang w:val="es_ES" w:bidi="es_ES"/>
